--- a/resume.docx
+++ b/resume.docx
@@ -31,7 +31,18 @@
           <w:sz w:val="19"/>
           <w:szCs w:val="19"/>
         </w:rPr>
-        <w:t>23271071@bjtu.edu.cn  |  189 0738 2729  |  数据科学专业 · 北京交通大学 · 本科在读</w:t>
+        <w:t xml:space="preserve">23271071@bjtu.edu.cn </w:t>
+      </w:r>
+      <w:bookmarkStart w:id="0" w:name="_GoBack"/>
+      <w:bookmarkEnd w:id="0"/>
+      <w:r>
+        <w:rPr>
+          <w:rFonts w:ascii="Arial" w:hAnsi="Arial" w:eastAsia="Arial" w:cs="Arial"/>
+          <w:color w:val="555555"/>
+          <w:sz w:val="19"/>
+          <w:szCs w:val="19"/>
+        </w:rPr>
+        <w:t xml:space="preserve">  |  数据科学专业 · 北京交通大学 · 本科在读</w:t>
       </w:r>
     </w:p>
     <w:p>
@@ -574,8 +585,6 @@
         </w:rPr>
         <w:t>6</w:t>
       </w:r>
-      <w:bookmarkStart w:id="0" w:name="_GoBack"/>
-      <w:bookmarkEnd w:id="0"/>
       <w:r>
         <w:rPr>
           <w:rFonts w:ascii="Arial" w:hAnsi="Arial" w:eastAsia="Arial" w:cs="Arial"/>
@@ -938,7 +947,7 @@
     <w:lsdException w:qFormat="1" w:unhideWhenUsed="0" w:uiPriority="0" w:semiHidden="0" w:name="Title"/>
     <w:lsdException w:unhideWhenUsed="0" w:uiPriority="0" w:semiHidden="0" w:name="Closing"/>
     <w:lsdException w:unhideWhenUsed="0" w:uiPriority="0" w:semiHidden="0" w:name="Signature"/>
-    <w:lsdException w:unhideWhenUsed="0" w:uiPriority="0" w:name="Default Paragraph Font"/>
+    <w:lsdException w:qFormat="1" w:unhideWhenUsed="0" w:uiPriority="0" w:name="Default Paragraph Font"/>
     <w:lsdException w:unhideWhenUsed="0" w:uiPriority="0" w:semiHidden="0" w:name="Body Text"/>
     <w:lsdException w:unhideWhenUsed="0" w:uiPriority="0" w:semiHidden="0" w:name="Body Text Indent"/>
     <w:lsdException w:unhideWhenUsed="0" w:uiPriority="0" w:semiHidden="0" w:name="List Continue"/>
@@ -1214,6 +1223,7 @@
   <w:style w:type="character" w:default="1" w:styleId="12">
     <w:name w:val="Default Paragraph Font"/>
     <w:semiHidden/>
+    <w:qFormat/>
     <w:uiPriority w:val="0"/>
   </w:style>
   <w:style w:type="table" w:default="1" w:styleId="11">
